--- a/templates/bylaws-ccorp.docx
+++ b/templates/bylaws-ccorp.docx
@@ -4,29 +4,6 @@
   <w:body>
     <w:p>
       <w:pPr>
-        <w:spacing w:after="240"/>
-        <w:jc w:val="left"/>
-      </w:pPr>
-      <w:r>
-        <w:rPr>
-          <w:b/>
-          <w:i/>
-          <w:sz w:val="20"/>
-          <w:szCs w:val="20"/>
-        </w:rPr>
-        <w:t xml:space="preserve">Drafting note (delete before use): </w:t>
-      </w:r>
-      <w:r>
-        <w:rPr>
-          <w:i/>
-          <w:sz w:val="20"/>
-          <w:szCs w:val="20"/>
-        </w:rPr>
-        <w:t xml:space="preserve">Bylaws for a Delaware C-corporation built to be operated day-to-day by an AI agent under human oversight: Article XII establishes the AI-governance regime (electronic-agent authority, board-adopted AI Governance Policy, audit log, officer supervision). Adopt via the Action of Incorporator; pair with the AI Governance Policy. Section numbers are literal text, so update cross-references if you add or remove sections. Replace bracketed terms.</w:t>
-      </w:r>
-    </w:p>
-    <w:p>
-      <w:pPr>
         <w:pStyle w:val="normal1"/>
         <w:spacing w:lineRule="auto" w:line="240" w:before="0" w:after="120"/>
         <w:jc w:val="center"/>
@@ -39,7 +16,7 @@
           <w:smallCaps/>
           <w:u w:val="single"/>
         </w:rPr>
-        <w:t>[COMPANY NAME], INC.</w:t>
+        <w:t>{Company Name Upper}</w:t>
       </w:r>
     </w:p>
     <w:p>
@@ -77,7 +54,7 @@
       </w:pPr>
       <w:r>
         <w:rPr/>
-        <w:t>As Adopted [INCORPORATION DATE]</w:t>
+        <w:t>As Adopted {Effective Date}</w:t>
       </w:r>
     </w:p>
     <w:p>
@@ -161,7 +138,7 @@
       </w:r>
       <w:r>
         <w:rPr/>
-        <w:t>”) of [COMPANY NAME], Inc. (the “</w:t>
+        <w:t>”) of {Company Name} (the “</w:t>
       </w:r>
       <w:r>
         <w:rPr>
@@ -6148,7 +6125,7 @@
           <w:smallCaps/>
           <w:u w:val="single"/>
         </w:rPr>
-        <w:t>[COMPANY NAME], INC.</w:t>
+        <w:t>{Company Name Upper}</w:t>
       </w:r>
     </w:p>
     <w:p>
@@ -6172,7 +6149,7 @@
       </w:pPr>
       <w:r>
         <w:rPr/>
-        <w:t>I, [FOUNDER/PRINCIPAL 1 NAME], certify that I am Secretary of [COMPANY NAME], Inc., a Delaware corporation (the “</w:t>
+        <w:t>I, {Officer Name}, certify that I am Secretary of {Company Name}, a Delaware corporation (the “</w:t>
       </w:r>
       <w:r>
         <w:rPr>
@@ -6196,7 +6173,7 @@
       </w:pPr>
       <w:r>
         <w:rPr/>
-        <w:t>Dated:  [INCORPORATION DATE]</w:t>
+        <w:t>Dated:  {Effective Date}</w:t>
       </w:r>
     </w:p>
     <w:p>
@@ -6225,7 +6202,19 @@
       </w:pPr>
       <w:r>
         <w:rPr/>
-        <w:t>[FOUNDER/PRINCIPAL 1 NAME], Secretary</w:t>
+        <w:t>{signature:officer_____}</w:t>
+      </w:r>
+    </w:p>
+    <w:p>
+      <w:pPr>
+        <w:pStyle w:val="normal1"/>
+        <w:spacing w:lineRule="auto" w:line="240" w:before="0" w:after="720"/>
+        <w:ind w:hanging="0" w:start="5760"/>
+        <w:rPr/>
+      </w:pPr>
+      <w:r>
+        <w:rPr/>
+        <w:t>{Officer Name}, Secretary</w:t>
       </w:r>
     </w:p>
     <w:sectPr>
@@ -7162,7 +7151,7 @@
         <w:shd w:fill="auto" w:val="clear"/>
         <w:vertAlign w:val="baseline"/>
       </w:rPr>
-      <w:t>[COMPANY NAME], INC. — Bylaws</w:t>
+      <w:t>{Company Name Upper} — Bylaws</w:t>
     </w:r>
   </w:p>
 </w:hdr>
@@ -7225,7 +7214,7 @@
         <w:shd w:fill="auto" w:val="clear"/>
         <w:vertAlign w:val="baseline"/>
       </w:rPr>
-      <w:t>[COMPANY NAME], INC. — Bylaws</w:t>
+      <w:t>{Company Name Upper} — Bylaws</w:t>
     </w:r>
   </w:p>
 </w:hdr>
@@ -7288,7 +7277,7 @@
         <w:shd w:fill="auto" w:val="clear"/>
         <w:vertAlign w:val="baseline"/>
       </w:rPr>
-      <w:t>[COMPANY NAME], INC. — Bylaws</w:t>
+      <w:t>{Company Name Upper} — Bylaws</w:t>
     </w:r>
   </w:p>
 </w:hdr>
@@ -7366,7 +7355,7 @@
         <w:shd w:fill="auto" w:val="clear"/>
         <w:vertAlign w:val="baseline"/>
       </w:rPr>
-      <w:t>[COMPANY NAME], INC. — Bylaws</w:t>
+      <w:t>{Company Name Upper} — Bylaws</w:t>
     </w:r>
   </w:p>
 </w:hdr>
@@ -7429,7 +7418,7 @@
         <w:shd w:fill="auto" w:val="clear"/>
         <w:vertAlign w:val="baseline"/>
       </w:rPr>
-      <w:t>[COMPANY NAME], INC. — Bylaws</w:t>
+      <w:t>{Company Name Upper} — Bylaws</w:t>
     </w:r>
   </w:p>
 </w:hdr>
@@ -7507,7 +7496,7 @@
         <w:shd w:fill="auto" w:val="clear"/>
         <w:vertAlign w:val="baseline"/>
       </w:rPr>
-      <w:t>[COMPANY NAME], INC. — Bylaws</w:t>
+      <w:t>{Company Name Upper} — Bylaws</w:t>
     </w:r>
   </w:p>
 </w:hdr>
@@ -7570,7 +7559,7 @@
         <w:shd w:fill="auto" w:val="clear"/>
         <w:vertAlign w:val="baseline"/>
       </w:rPr>
-      <w:t>[COMPANY NAME], INC. — Bylaws</w:t>
+      <w:t>{Company Name Upper} — Bylaws</w:t>
     </w:r>
   </w:p>
 </w:hdr>
